--- a/Video Game Design - year/Unit 4 - Player Controls & Input/Daily Lesson Plans/Word/Day 20.docx
+++ b/Video Game Design - year/Unit 4 - Player Controls & Input/Daily Lesson Plans/Word/Day 20.docx
@@ -50,16 +50,19 @@
               </w:rPr>
               <w:t xml:space="preserve">Video Game Design — Full Year</w:t>
             </w:r>
-          </w:p>
-          <w:p>
-            <w:pPr>
-              <w:spacing w:before="40"/>
-              <w:jc w:val="center"/>
-            </w:pPr>
-            <w:r>
-              <w:rPr>
-                <w:rFonts w:ascii="Arial" w:cs="Arial" w:eastAsia="Arial" w:hAnsi="Arial"/>
-                <w:color w:val="D1C4E9"/>
+            <w:r>
+              <w:rPr>
+                <w:rFonts w:ascii="Arial" w:cs="Arial" w:eastAsia="Arial" w:hAnsi="Arial"/>
+                <w:sz w:val="16"/>
+                <w:szCs w:val="16"/>
+              </w:rPr>
+              <w:br/>
+              <w:t xml:space="preserve"/>
+            </w:r>
+            <w:r>
+              <w:rPr>
+                <w:rFonts w:ascii="Arial" w:cs="Arial" w:eastAsia="Arial" w:hAnsi="Arial"/>
+                <w:color w:val="CE93D8"/>
                 <w:sz w:val="16"/>
                 <w:szCs w:val="16"/>
               </w:rPr>
@@ -83,7 +86,7 @@
           <w:rFonts w:ascii="Arial" w:cs="Arial" w:eastAsia="Arial" w:hAnsi="Arial"/>
           <w:b/>
           <w:bCs/>
-          <w:color w:val="311B56"/>
+          <w:color w:val="5B2D8E"/>
           <w:sz w:val="32"/>
           <w:szCs w:val="32"/>
         </w:rPr>
@@ -261,9 +264,9 @@
               <w:right w:val="single" w:color="CCCCCC" w:sz="1"/>
             </w:tcBorders>
             <w:tcMar>
-              <w:top w:type="dxa" w:w="60"/>
+              <w:top w:type="dxa" w:w="80"/>
               <w:left w:type="dxa" w:w="120"/>
-              <w:bottom w:type="dxa" w:w="60"/>
+              <w:bottom w:type="dxa" w:w="80"/>
               <w:right w:type="dxa" w:w="120"/>
             </w:tcMar>
           </w:tcPr>
@@ -290,20 +293,213 @@
               <w:right w:val="single" w:color="CCCCCC" w:sz="1"/>
             </w:tcBorders>
             <w:tcMar>
-              <w:top w:type="dxa" w:w="60"/>
+              <w:top w:type="dxa" w:w="80"/>
               <w:left w:type="dxa" w:w="120"/>
-              <w:bottom w:type="dxa" w:w="60"/>
+              <w:bottom w:type="dxa" w:w="80"/>
               <w:right w:type="dxa" w:w="120"/>
             </w:tcMar>
           </w:tcPr>
           <w:p>
-            <w:r>
-              <w:rPr>
-                <w:rFonts w:ascii="Arial" w:cs="Arial" w:eastAsia="Arial" w:hAnsi="Arial"/>
-                <w:sz w:val="20"/>
-                <w:szCs w:val="20"/>
+            <w:pPr>
+              <w:spacing w:after="80" w:before="80"/>
+            </w:pPr>
+            <w:r>
+              <w:rPr>
+                <w:rFonts w:ascii="Arial" w:cs="Arial" w:eastAsia="Arial" w:hAnsi="Arial"/>
+                <w:b/>
+                <w:bCs/>
+                <w:i w:val="false"/>
+                <w:iCs w:val="false"/>
+                <w:color w:val="000000"/>
+                <w:sz w:val="22"/>
+                <w:szCs w:val="22"/>
               </w:rPr>
               <w:t xml:space="preserve">Bell Ringer / Review</w:t>
+            </w:r>
+            <w:r>
+              <w:rPr>
+                <w:rFonts w:ascii="Arial" w:cs="Arial" w:eastAsia="Arial" w:hAnsi="Arial"/>
+                <w:sz w:val="20"/>
+                <w:szCs w:val="20"/>
+              </w:rPr>
+              <w:br/>
+              <w:t xml:space="preserve"/>
+            </w:r>
+            <w:r>
+              <w:rPr>
+                <w:rFonts w:ascii="Arial" w:cs="Arial" w:eastAsia="Arial" w:hAnsi="Arial"/>
+                <w:sz w:val="20"/>
+                <w:szCs w:val="20"/>
+              </w:rPr>
+              <w:br/>
+              <w:t xml:space="preserve"/>
+            </w:r>
+            <w:r>
+              <w:rPr>
+                <w:rFonts w:ascii="Arial" w:cs="Arial" w:eastAsia="Arial" w:hAnsi="Arial"/>
+                <w:b/>
+                <w:bCs/>
+                <w:i w:val="false"/>
+                <w:iCs w:val="false"/>
+                <w:color w:val="000000"/>
+                <w:sz w:val="20"/>
+                <w:szCs w:val="20"/>
+              </w:rPr>
+              <w:t xml:space="preserve">Quick Write </w:t>
+            </w:r>
+            <w:r>
+              <w:rPr>
+                <w:rFonts w:ascii="Arial" w:cs="Arial" w:eastAsia="Arial" w:hAnsi="Arial"/>
+                <w:b w:val="false"/>
+                <w:bCs w:val="false"/>
+                <w:i w:val="false"/>
+                <w:iCs w:val="false"/>
+                <w:color w:val="000000"/>
+                <w:sz w:val="20"/>
+                <w:szCs w:val="20"/>
+              </w:rPr>
+              <w:t xml:space="preserve">(3 min — written or verbal):</w:t>
+            </w:r>
+            <w:r>
+              <w:rPr>
+                <w:rFonts w:ascii="Arial" w:cs="Arial" w:eastAsia="Arial" w:hAnsi="Arial"/>
+                <w:sz w:val="20"/>
+                <w:szCs w:val="20"/>
+              </w:rPr>
+              <w:br/>
+              <w:t xml:space="preserve"/>
+            </w:r>
+            <w:r>
+              <w:rPr>
+                <w:rFonts w:ascii="Arial" w:cs="Arial" w:eastAsia="Arial" w:hAnsi="Arial"/>
+                <w:b w:val="false"/>
+                <w:bCs w:val="false"/>
+                <w:i w:val="false"/>
+                <w:iCs w:val="false"/>
+                <w:color w:val="000000"/>
+                <w:sz w:val="20"/>
+                <w:szCs w:val="20"/>
+              </w:rPr>
+              <w:t xml:space="preserve">    What do you already know about how to build movement systems that automatically adjust to any camera angle or perspective?</w:t>
+            </w:r>
+            <w:r>
+              <w:rPr>
+                <w:rFonts w:ascii="Arial" w:cs="Arial" w:eastAsia="Arial" w:hAnsi="Arial"/>
+                <w:sz w:val="20"/>
+                <w:szCs w:val="20"/>
+              </w:rPr>
+              <w:br/>
+              <w:t xml:space="preserve"/>
+            </w:r>
+            <w:r>
+              <w:rPr>
+                <w:rFonts w:ascii="Arial" w:cs="Arial" w:eastAsia="Arial" w:hAnsi="Arial"/>
+                <w:sz w:val="20"/>
+                <w:szCs w:val="20"/>
+              </w:rPr>
+              <w:br/>
+              <w:t xml:space="preserve"/>
+            </w:r>
+            <w:r>
+              <w:rPr>
+                <w:rFonts w:ascii="Arial" w:cs="Arial" w:eastAsia="Arial" w:hAnsi="Arial"/>
+                <w:b/>
+                <w:bCs/>
+                <w:i w:val="false"/>
+                <w:iCs w:val="false"/>
+                <w:color w:val="000000"/>
+                <w:sz w:val="20"/>
+                <w:szCs w:val="20"/>
+              </w:rPr>
+              <w:t xml:space="preserve">Vocabulary Preview — </w:t>
+            </w:r>
+            <w:r>
+              <w:rPr>
+                <w:rFonts w:ascii="Arial" w:cs="Arial" w:eastAsia="Arial" w:hAnsi="Arial"/>
+                <w:b w:val="false"/>
+                <w:bCs w:val="false"/>
+                <w:i w:val="false"/>
+                <w:iCs w:val="false"/>
+                <w:color w:val="000000"/>
+                <w:sz w:val="20"/>
+                <w:szCs w:val="20"/>
+              </w:rPr>
+              <w:t xml:space="preserve">terms we'll use today:</w:t>
+            </w:r>
+            <w:r>
+              <w:rPr>
+                <w:rFonts w:ascii="Arial" w:cs="Arial" w:eastAsia="Arial" w:hAnsi="Arial"/>
+                <w:sz w:val="20"/>
+                <w:szCs w:val="20"/>
+              </w:rPr>
+              <w:br/>
+              <w:t xml:space="preserve"/>
+            </w:r>
+            <w:r>
+              <w:rPr>
+                <w:rFonts w:ascii="Arial" w:cs="Arial" w:eastAsia="Arial" w:hAnsi="Arial"/>
+                <w:b w:val="false"/>
+                <w:bCs w:val="false"/>
+                <w:i w:val="false"/>
+                <w:iCs w:val="false"/>
+                <w:color w:val="000000"/>
+                <w:sz w:val="20"/>
+                <w:szCs w:val="20"/>
+              </w:rPr>
+              <w:t xml:space="preserve">    • Camera-Relative Movement   •   Implementation   •   Benefits   •   Input Abstraction   •   Create Multiple Camera Rigs   •   Test Different Perspectives</w:t>
+            </w:r>
+            <w:r>
+              <w:rPr>
+                <w:rFonts w:ascii="Arial" w:cs="Arial" w:eastAsia="Arial" w:hAnsi="Arial"/>
+                <w:sz w:val="20"/>
+                <w:szCs w:val="20"/>
+              </w:rPr>
+              <w:br/>
+              <w:t xml:space="preserve"/>
+            </w:r>
+            <w:r>
+              <w:rPr>
+                <w:rFonts w:ascii="Arial" w:cs="Arial" w:eastAsia="Arial" w:hAnsi="Arial"/>
+                <w:sz w:val="20"/>
+                <w:szCs w:val="20"/>
+              </w:rPr>
+              <w:br/>
+              <w:t xml:space="preserve"/>
+            </w:r>
+            <w:r>
+              <w:rPr>
+                <w:rFonts w:ascii="Arial" w:cs="Arial" w:eastAsia="Arial" w:hAnsi="Arial"/>
+                <w:b w:val="false"/>
+                <w:bCs w:val="false"/>
+                <w:i/>
+                <w:iCs/>
+                <w:color w:val="444444"/>
+                <w:sz w:val="20"/>
+                <w:szCs w:val="20"/>
+              </w:rPr>
+              <w:t xml:space="preserve">Today's Goal: By the end of class you will be able to build movement systems that automatically adjust to any camera angle or perspective.</w:t>
+            </w:r>
+            <w:r>
+              <w:rPr>
+                <w:rFonts w:ascii="Arial" w:cs="Arial" w:eastAsia="Arial" w:hAnsi="Arial"/>
+                <w:sz w:val="20"/>
+                <w:szCs w:val="20"/>
+              </w:rPr>
+              <w:br/>
+              <w:t xml:space="preserve"/>
+            </w:r>
+            <w:r>
+              <w:rPr>
+                <w:rFonts w:ascii="Arial" w:cs="Arial" w:eastAsia="Arial" w:hAnsi="Arial"/>
+                <w:b w:val="false"/>
+                <w:bCs w:val="false"/>
+                <w:i/>
+                <w:iCs/>
+                <w:color w:val="555555"/>
+                <w:sz w:val="20"/>
+                <w:szCs w:val="20"/>
+              </w:rPr>
+              <w:t xml:space="preserve">→ Pair-share your response, then 2–3 students share with the class.</w:t>
             </w:r>
           </w:p>
         </w:tc>
@@ -319,9 +515,9 @@
               <w:right w:val="single" w:color="CCCCCC" w:sz="1"/>
             </w:tcBorders>
             <w:tcMar>
-              <w:top w:type="dxa" w:w="60"/>
+              <w:top w:type="dxa" w:w="80"/>
               <w:left w:type="dxa" w:w="120"/>
-              <w:bottom w:type="dxa" w:w="60"/>
+              <w:bottom w:type="dxa" w:w="80"/>
               <w:right w:type="dxa" w:w="120"/>
             </w:tcMar>
           </w:tcPr>
@@ -348,20 +544,446 @@
               <w:right w:val="single" w:color="CCCCCC" w:sz="1"/>
             </w:tcBorders>
             <w:tcMar>
-              <w:top w:type="dxa" w:w="60"/>
+              <w:top w:type="dxa" w:w="80"/>
               <w:left w:type="dxa" w:w="120"/>
-              <w:bottom w:type="dxa" w:w="60"/>
+              <w:bottom w:type="dxa" w:w="80"/>
               <w:right w:type="dxa" w:w="120"/>
             </w:tcMar>
           </w:tcPr>
           <w:p>
-            <w:r>
-              <w:rPr>
-                <w:rFonts w:ascii="Arial" w:cs="Arial" w:eastAsia="Arial" w:hAnsi="Arial"/>
-                <w:sz w:val="20"/>
-                <w:szCs w:val="20"/>
-              </w:rPr>
-              <w:t xml:space="preserve">Mini Lesson: Perspective-Agnostic Controllers &amp; Camera-Relative Movement</w:t>
+            <w:pPr>
+              <w:spacing w:after="80" w:before="80"/>
+            </w:pPr>
+            <w:r>
+              <w:rPr>
+                <w:rFonts w:ascii="Arial" w:cs="Arial" w:eastAsia="Arial" w:hAnsi="Arial"/>
+                <w:b/>
+                <w:bCs/>
+                <w:i w:val="false"/>
+                <w:iCs w:val="false"/>
+                <w:color w:val="000000"/>
+                <w:sz w:val="22"/>
+                <w:szCs w:val="22"/>
+              </w:rPr>
+              <w:t xml:space="preserve">Mini Lesson: </w:t>
+            </w:r>
+            <w:r>
+              <w:rPr>
+                <w:rFonts w:ascii="Arial" w:cs="Arial" w:eastAsia="Arial" w:hAnsi="Arial"/>
+                <w:b w:val="false"/>
+                <w:bCs w:val="false"/>
+                <w:i w:val="false"/>
+                <w:iCs w:val="false"/>
+                <w:color w:val="000000"/>
+                <w:sz w:val="22"/>
+                <w:szCs w:val="22"/>
+              </w:rPr>
+              <w:t xml:space="preserve">Perspective-Agnostic Controllers &amp; Camera-Relative Movement</w:t>
+            </w:r>
+            <w:r>
+              <w:rPr>
+                <w:rFonts w:ascii="Arial" w:cs="Arial" w:eastAsia="Arial" w:hAnsi="Arial"/>
+                <w:sz w:val="20"/>
+                <w:szCs w:val="20"/>
+              </w:rPr>
+              <w:br/>
+              <w:t xml:space="preserve"/>
+            </w:r>
+            <w:r>
+              <w:rPr>
+                <w:rFonts w:ascii="Arial" w:cs="Arial" w:eastAsia="Arial" w:hAnsi="Arial"/>
+                <w:sz w:val="20"/>
+                <w:szCs w:val="20"/>
+              </w:rPr>
+              <w:br/>
+              <w:t xml:space="preserve"/>
+            </w:r>
+            <w:r>
+              <w:rPr>
+                <w:rFonts w:ascii="Arial" w:cs="Arial" w:eastAsia="Arial" w:hAnsi="Arial"/>
+                <w:b/>
+                <w:bCs/>
+                <w:i/>
+                <w:iCs/>
+                <w:color w:val="000000"/>
+                <w:sz w:val="20"/>
+                <w:szCs w:val="20"/>
+              </w:rPr>
+              <w:t xml:space="preserve">Learning Target: </w:t>
+            </w:r>
+            <w:r>
+              <w:rPr>
+                <w:rFonts w:ascii="Arial" w:cs="Arial" w:eastAsia="Arial" w:hAnsi="Arial"/>
+                <w:b w:val="false"/>
+                <w:bCs w:val="false"/>
+                <w:i/>
+                <w:iCs/>
+                <w:color w:val="333333"/>
+                <w:sz w:val="20"/>
+                <w:szCs w:val="20"/>
+              </w:rPr>
+              <w:t xml:space="preserve">I can build movement systems that automatically adjust to any camera angle or perspective.</w:t>
+            </w:r>
+            <w:r>
+              <w:rPr>
+                <w:rFonts w:ascii="Arial" w:cs="Arial" w:eastAsia="Arial" w:hAnsi="Arial"/>
+                <w:sz w:val="20"/>
+                <w:szCs w:val="20"/>
+              </w:rPr>
+              <w:br/>
+              <w:t xml:space="preserve"/>
+            </w:r>
+            <w:r>
+              <w:rPr>
+                <w:rFonts w:ascii="Arial" w:cs="Arial" w:eastAsia="Arial" w:hAnsi="Arial"/>
+                <w:sz w:val="20"/>
+                <w:szCs w:val="20"/>
+              </w:rPr>
+              <w:br/>
+              <w:t xml:space="preserve"/>
+            </w:r>
+            <w:r>
+              <w:rPr>
+                <w:rFonts w:ascii="Arial" w:cs="Arial" w:eastAsia="Arial" w:hAnsi="Arial"/>
+                <w:b w:val="false"/>
+                <w:bCs w:val="false"/>
+                <w:i w:val="false"/>
+                <w:iCs w:val="false"/>
+                <w:color w:val="000000"/>
+                <w:sz w:val="20"/>
+                <w:szCs w:val="20"/>
+              </w:rPr>
+              <w:t xml:space="preserve">Camera-Relative Movement — Move relative to camera facing direction, not world axes. Works for any camera angle (FPS, 3rd person, fixed angle).</w:t>
+            </w:r>
+            <w:r>
+              <w:rPr>
+                <w:rFonts w:ascii="Arial" w:cs="Arial" w:eastAsia="Arial" w:hAnsi="Arial"/>
+                <w:sz w:val="20"/>
+                <w:szCs w:val="20"/>
+              </w:rPr>
+              <w:br/>
+              <w:t xml:space="preserve"/>
+            </w:r>
+            <w:r>
+              <w:rPr>
+                <w:rFonts w:ascii="Arial" w:cs="Arial" w:eastAsia="Arial" w:hAnsi="Arial"/>
+                <w:b w:val="false"/>
+                <w:bCs w:val="false"/>
+                <w:i w:val="false"/>
+                <w:iCs w:val="false"/>
+                <w:color w:val="000000"/>
+                <w:sz w:val="20"/>
+                <w:szCs w:val="20"/>
+              </w:rPr>
+              <w:t xml:space="preserve">Input Abstraction — Decouple input system from movement system, allowing easy controller/UI switching.</w:t>
+            </w:r>
+            <w:r>
+              <w:rPr>
+                <w:rFonts w:ascii="Arial" w:cs="Arial" w:eastAsia="Arial" w:hAnsi="Arial"/>
+                <w:sz w:val="20"/>
+                <w:szCs w:val="20"/>
+              </w:rPr>
+              <w:br/>
+              <w:t xml:space="preserve"/>
+            </w:r>
+            <w:r>
+              <w:rPr>
+                <w:rFonts w:ascii="Arial" w:cs="Arial" w:eastAsia="Arial" w:hAnsi="Arial"/>
+                <w:sz w:val="20"/>
+                <w:szCs w:val="20"/>
+              </w:rPr>
+              <w:br/>
+              <w:t xml:space="preserve"/>
+            </w:r>
+            <w:r>
+              <w:rPr>
+                <w:rFonts w:ascii="Arial" w:cs="Arial" w:eastAsia="Arial" w:hAnsi="Arial"/>
+                <w:b/>
+                <w:bCs/>
+                <w:i w:val="false"/>
+                <w:iCs w:val="false"/>
+                <w:color w:val="000000"/>
+                <w:sz w:val="20"/>
+                <w:szCs w:val="20"/>
+              </w:rPr>
+              <w:t xml:space="preserve">Key Concepts:</w:t>
+            </w:r>
+            <w:r>
+              <w:rPr>
+                <w:rFonts w:ascii="Arial" w:cs="Arial" w:eastAsia="Arial" w:hAnsi="Arial"/>
+                <w:sz w:val="20"/>
+                <w:szCs w:val="20"/>
+              </w:rPr>
+              <w:br/>
+              <w:t xml:space="preserve"/>
+            </w:r>
+            <w:r>
+              <w:rPr>
+                <w:rFonts w:ascii="Arial" w:cs="Arial" w:eastAsia="Arial" w:hAnsi="Arial"/>
+                <w:b w:val="false"/>
+                <w:bCs w:val="false"/>
+                <w:i w:val="false"/>
+                <w:iCs w:val="false"/>
+                <w:color w:val="000000"/>
+                <w:sz w:val="20"/>
+                <w:szCs w:val="20"/>
+              </w:rPr>
+              <w:t xml:space="preserve">    • Read input</w:t>
+            </w:r>
+            <w:r>
+              <w:rPr>
+                <w:rFonts w:ascii="Arial" w:cs="Arial" w:eastAsia="Arial" w:hAnsi="Arial"/>
+                <w:sz w:val="20"/>
+                <w:szCs w:val="20"/>
+              </w:rPr>
+              <w:br/>
+              <w:t xml:space="preserve"/>
+            </w:r>
+            <w:r>
+              <w:rPr>
+                <w:rFonts w:ascii="Arial" w:cs="Arial" w:eastAsia="Arial" w:hAnsi="Arial"/>
+                <w:b w:val="false"/>
+                <w:bCs w:val="false"/>
+                <w:i w:val="false"/>
+                <w:iCs w:val="false"/>
+                <w:color w:val="000000"/>
+                <w:sz w:val="20"/>
+                <w:szCs w:val="20"/>
+              </w:rPr>
+              <w:t xml:space="preserve">    • Get camera forward/right vectors</w:t>
+            </w:r>
+            <w:r>
+              <w:rPr>
+                <w:rFonts w:ascii="Arial" w:cs="Arial" w:eastAsia="Arial" w:hAnsi="Arial"/>
+                <w:sz w:val="20"/>
+                <w:szCs w:val="20"/>
+              </w:rPr>
+              <w:br/>
+              <w:t xml:space="preserve"/>
+            </w:r>
+            <w:r>
+              <w:rPr>
+                <w:rFonts w:ascii="Arial" w:cs="Arial" w:eastAsia="Arial" w:hAnsi="Arial"/>
+                <w:b w:val="false"/>
+                <w:bCs w:val="false"/>
+                <w:i w:val="false"/>
+                <w:iCs w:val="false"/>
+                <w:color w:val="000000"/>
+                <w:sz w:val="20"/>
+                <w:szCs w:val="20"/>
+              </w:rPr>
+              <w:t xml:space="preserve">    • Apply movement in those directions</w:t>
+            </w:r>
+            <w:r>
+              <w:rPr>
+                <w:rFonts w:ascii="Arial" w:cs="Arial" w:eastAsia="Arial" w:hAnsi="Arial"/>
+                <w:sz w:val="20"/>
+                <w:szCs w:val="20"/>
+              </w:rPr>
+              <w:br/>
+              <w:t xml:space="preserve"/>
+            </w:r>
+            <w:r>
+              <w:rPr>
+                <w:rFonts w:ascii="Arial" w:cs="Arial" w:eastAsia="Arial" w:hAnsi="Arial"/>
+                <w:b w:val="false"/>
+                <w:bCs w:val="false"/>
+                <w:i w:val="false"/>
+                <w:iCs w:val="false"/>
+                <w:color w:val="000000"/>
+                <w:sz w:val="20"/>
+                <w:szCs w:val="20"/>
+              </w:rPr>
+              <w:t xml:space="preserve">    • Works for any camera type</w:t>
+            </w:r>
+            <w:r>
+              <w:rPr>
+                <w:rFonts w:ascii="Arial" w:cs="Arial" w:eastAsia="Arial" w:hAnsi="Arial"/>
+                <w:sz w:val="20"/>
+                <w:szCs w:val="20"/>
+              </w:rPr>
+              <w:br/>
+              <w:t xml:space="preserve"/>
+            </w:r>
+            <w:r>
+              <w:rPr>
+                <w:rFonts w:ascii="Arial" w:cs="Arial" w:eastAsia="Arial" w:hAnsi="Arial"/>
+                <w:b w:val="false"/>
+                <w:bCs w:val="false"/>
+                <w:i w:val="false"/>
+                <w:iCs w:val="false"/>
+                <w:color w:val="000000"/>
+                <w:sz w:val="20"/>
+                <w:szCs w:val="20"/>
+              </w:rPr>
+              <w:t xml:space="preserve">    • Same movement code for multiple camera perspectives</w:t>
+            </w:r>
+            <w:r>
+              <w:rPr>
+                <w:rFonts w:ascii="Arial" w:cs="Arial" w:eastAsia="Arial" w:hAnsi="Arial"/>
+                <w:sz w:val="20"/>
+                <w:szCs w:val="20"/>
+              </w:rPr>
+              <w:br/>
+              <w:t xml:space="preserve"/>
+            </w:r>
+            <w:r>
+              <w:rPr>
+                <w:rFonts w:ascii="Arial" w:cs="Arial" w:eastAsia="Arial" w:hAnsi="Arial"/>
+                <w:b w:val="false"/>
+                <w:bCs w:val="false"/>
+                <w:i w:val="false"/>
+                <w:iCs w:val="false"/>
+                <w:color w:val="000000"/>
+                <w:sz w:val="20"/>
+                <w:szCs w:val="20"/>
+              </w:rPr>
+              <w:t xml:space="preserve">    • Players expect movement relative to what they see</w:t>
+            </w:r>
+            <w:r>
+              <w:rPr>
+                <w:rFonts w:ascii="Arial" w:cs="Arial" w:eastAsia="Arial" w:hAnsi="Arial"/>
+                <w:sz w:val="20"/>
+                <w:szCs w:val="20"/>
+              </w:rPr>
+              <w:br/>
+              <w:t xml:space="preserve"/>
+            </w:r>
+            <w:r>
+              <w:rPr>
+                <w:rFonts w:ascii="Arial" w:cs="Arial" w:eastAsia="Arial" w:hAnsi="Arial"/>
+                <w:b w:val="false"/>
+                <w:bCs w:val="false"/>
+                <w:i w:val="false"/>
+                <w:iCs w:val="false"/>
+                <w:color w:val="000000"/>
+                <w:sz w:val="20"/>
+                <w:szCs w:val="20"/>
+              </w:rPr>
+              <w:t xml:space="preserve">    • Professional, polished feel</w:t>
+            </w:r>
+            <w:r>
+              <w:rPr>
+                <w:rFonts w:ascii="Arial" w:cs="Arial" w:eastAsia="Arial" w:hAnsi="Arial"/>
+                <w:sz w:val="20"/>
+                <w:szCs w:val="20"/>
+              </w:rPr>
+              <w:br/>
+              <w:t xml:space="preserve"/>
+            </w:r>
+            <w:r>
+              <w:rPr>
+                <w:rFonts w:ascii="Arial" w:cs="Arial" w:eastAsia="Arial" w:hAnsi="Arial"/>
+                <w:sz w:val="20"/>
+                <w:szCs w:val="20"/>
+              </w:rPr>
+              <w:br/>
+              <w:t xml:space="preserve"/>
+            </w:r>
+            <w:r>
+              <w:rPr>
+                <w:rFonts w:ascii="Arial" w:cs="Arial" w:eastAsia="Arial" w:hAnsi="Arial"/>
+                <w:b/>
+                <w:bCs/>
+                <w:i w:val="false"/>
+                <w:iCs w:val="false"/>
+                <w:color w:val="000000"/>
+                <w:sz w:val="20"/>
+                <w:szCs w:val="20"/>
+              </w:rPr>
+              <w:t xml:space="preserve">Vocabulary: </w:t>
+            </w:r>
+            <w:r>
+              <w:rPr>
+                <w:rFonts w:ascii="Arial" w:cs="Arial" w:eastAsia="Arial" w:hAnsi="Arial"/>
+                <w:b w:val="false"/>
+                <w:bCs w:val="false"/>
+                <w:i w:val="false"/>
+                <w:iCs w:val="false"/>
+                <w:color w:val="000000"/>
+                <w:sz w:val="20"/>
+                <w:szCs w:val="20"/>
+              </w:rPr>
+              <w:t xml:space="preserve">Camera-Relative Movement, Implementation, Benefits, Input Abstraction, Create Multiple Camera Rigs, Test Different Perspectives</w:t>
+            </w:r>
+            <w:r>
+              <w:rPr>
+                <w:rFonts w:ascii="Arial" w:cs="Arial" w:eastAsia="Arial" w:hAnsi="Arial"/>
+                <w:sz w:val="20"/>
+                <w:szCs w:val="20"/>
+              </w:rPr>
+              <w:br/>
+              <w:t xml:space="preserve"/>
+            </w:r>
+            <w:r>
+              <w:rPr>
+                <w:rFonts w:ascii="Arial" w:cs="Arial" w:eastAsia="Arial" w:hAnsi="Arial"/>
+                <w:sz w:val="20"/>
+                <w:szCs w:val="20"/>
+              </w:rPr>
+              <w:br/>
+              <w:t xml:space="preserve"/>
+            </w:r>
+            <w:r>
+              <w:rPr>
+                <w:rFonts w:ascii="Arial" w:cs="Arial" w:eastAsia="Arial" w:hAnsi="Arial"/>
+                <w:b/>
+                <w:bCs/>
+                <w:i/>
+                <w:iCs/>
+                <w:color w:val="555555"/>
+                <w:sz w:val="20"/>
+                <w:szCs w:val="20"/>
+              </w:rPr>
+              <w:t xml:space="preserve">→ Live Demo — </w:t>
+            </w:r>
+            <w:r>
+              <w:rPr>
+                <w:rFonts w:ascii="Arial" w:cs="Arial" w:eastAsia="Arial" w:hAnsi="Arial"/>
+                <w:b w:val="false"/>
+                <w:bCs w:val="false"/>
+                <w:i/>
+                <w:iCs/>
+                <w:color w:val="555555"/>
+                <w:sz w:val="20"/>
+                <w:szCs w:val="20"/>
+              </w:rPr>
+              <w:t xml:space="preserve">type examples as students follow along in their own editor.</w:t>
+            </w:r>
+            <w:r>
+              <w:rPr>
+                <w:rFonts w:ascii="Arial" w:cs="Arial" w:eastAsia="Arial" w:hAnsi="Arial"/>
+                <w:sz w:val="20"/>
+                <w:szCs w:val="20"/>
+              </w:rPr>
+              <w:br/>
+              <w:t xml:space="preserve"/>
+            </w:r>
+            <w:r>
+              <w:rPr>
+                <w:rFonts w:ascii="Arial" w:cs="Arial" w:eastAsia="Arial" w:hAnsi="Arial"/>
+                <w:b/>
+                <w:bCs/>
+                <w:i/>
+                <w:iCs/>
+                <w:color w:val="555555"/>
+                <w:sz w:val="20"/>
+                <w:szCs w:val="20"/>
+              </w:rPr>
+              <w:t xml:space="preserve">→ Check for Understanding: </w:t>
+            </w:r>
+            <w:r>
+              <w:rPr>
+                <w:rFonts w:ascii="Arial" w:cs="Arial" w:eastAsia="Arial" w:hAnsi="Arial"/>
+                <w:b w:val="false"/>
+                <w:bCs w:val="false"/>
+                <w:i/>
+                <w:iCs/>
+                <w:color w:val="555555"/>
+                <w:sz w:val="20"/>
+                <w:szCs w:val="20"/>
+              </w:rPr>
+              <w:t xml:space="preserve">pause and cold-call: “Can someone explain what we just did in their own words?”</w:t>
             </w:r>
           </w:p>
         </w:tc>
@@ -377,9 +999,9 @@
               <w:right w:val="single" w:color="CCCCCC" w:sz="1"/>
             </w:tcBorders>
             <w:tcMar>
-              <w:top w:type="dxa" w:w="60"/>
+              <w:top w:type="dxa" w:w="80"/>
               <w:left w:type="dxa" w:w="120"/>
-              <w:bottom w:type="dxa" w:w="60"/>
+              <w:bottom w:type="dxa" w:w="80"/>
               <w:right w:type="dxa" w:w="120"/>
             </w:tcMar>
           </w:tcPr>
@@ -406,20 +1028,90 @@
               <w:right w:val="single" w:color="CCCCCC" w:sz="1"/>
             </w:tcBorders>
             <w:tcMar>
-              <w:top w:type="dxa" w:w="60"/>
+              <w:top w:type="dxa" w:w="80"/>
               <w:left w:type="dxa" w:w="120"/>
-              <w:bottom w:type="dxa" w:w="60"/>
+              <w:bottom w:type="dxa" w:w="80"/>
               <w:right w:type="dxa" w:w="120"/>
             </w:tcMar>
           </w:tcPr>
           <w:p>
-            <w:r>
-              <w:rPr>
-                <w:rFonts w:ascii="Arial" w:cs="Arial" w:eastAsia="Arial" w:hAnsi="Arial"/>
-                <w:sz w:val="20"/>
-                <w:szCs w:val="20"/>
+            <w:pPr>
+              <w:spacing w:after="80" w:before="80"/>
+            </w:pPr>
+            <w:r>
+              <w:rPr>
+                <w:rFonts w:ascii="Arial" w:cs="Arial" w:eastAsia="Arial" w:hAnsi="Arial"/>
+                <w:b/>
+                <w:bCs/>
+                <w:i w:val="false"/>
+                <w:iCs w:val="false"/>
+                <w:color w:val="000000"/>
+                <w:sz w:val="22"/>
+                <w:szCs w:val="22"/>
               </w:rPr>
               <w:t xml:space="preserve">Guided Practice</w:t>
+            </w:r>
+            <w:r>
+              <w:rPr>
+                <w:rFonts w:ascii="Arial" w:cs="Arial" w:eastAsia="Arial" w:hAnsi="Arial"/>
+                <w:sz w:val="20"/>
+                <w:szCs w:val="20"/>
+              </w:rPr>
+              <w:br/>
+              <w:t xml:space="preserve"/>
+            </w:r>
+            <w:r>
+              <w:rPr>
+                <w:rFonts w:ascii="Arial" w:cs="Arial" w:eastAsia="Arial" w:hAnsi="Arial"/>
+                <w:sz w:val="20"/>
+                <w:szCs w:val="20"/>
+              </w:rPr>
+              <w:br/>
+              <w:t xml:space="preserve"/>
+            </w:r>
+            <w:r>
+              <w:rPr>
+                <w:rFonts w:ascii="Arial" w:cs="Arial" w:eastAsia="Arial" w:hAnsi="Arial"/>
+                <w:b w:val="false"/>
+                <w:bCs w:val="false"/>
+                <w:i w:val="false"/>
+                <w:iCs w:val="false"/>
+                <w:color w:val="000000"/>
+                <w:sz w:val="20"/>
+                <w:szCs w:val="20"/>
+              </w:rPr>
+              <w:t xml:space="preserve">1. Understand Camera-Relative Movement (10 min)</w:t>
+            </w:r>
+            <w:r>
+              <w:rPr>
+                <w:rFonts w:ascii="Arial" w:cs="Arial" w:eastAsia="Arial" w:hAnsi="Arial"/>
+                <w:sz w:val="20"/>
+                <w:szCs w:val="20"/>
+              </w:rPr>
+              <w:br/>
+              <w:t xml:space="preserve"/>
+            </w:r>
+            <w:r>
+              <w:rPr>
+                <w:rFonts w:ascii="Arial" w:cs="Arial" w:eastAsia="Arial" w:hAnsi="Arial"/>
+                <w:sz w:val="20"/>
+                <w:szCs w:val="20"/>
+              </w:rPr>
+              <w:br/>
+              <w:t xml:space="preserve"/>
+            </w:r>
+            <w:r>
+              <w:rPr>
+                <w:rFonts w:ascii="Arial" w:cs="Arial" w:eastAsia="Arial" w:hAnsi="Arial"/>
+                <w:b w:val="false"/>
+                <w:bCs w:val="false"/>
+                <w:i/>
+                <w:iCs/>
+                <w:color w:val="555555"/>
+                <w:sz w:val="20"/>
+                <w:szCs w:val="20"/>
+              </w:rPr>
+              <w:t xml:space="preserve">→ Teacher models — students try alongside, then compare results.</w:t>
             </w:r>
           </w:p>
         </w:tc>
@@ -435,9 +1127,9 @@
               <w:right w:val="single" w:color="CCCCCC" w:sz="1"/>
             </w:tcBorders>
             <w:tcMar>
-              <w:top w:type="dxa" w:w="60"/>
+              <w:top w:type="dxa" w:w="80"/>
               <w:left w:type="dxa" w:w="120"/>
-              <w:bottom w:type="dxa" w:w="60"/>
+              <w:bottom w:type="dxa" w:w="80"/>
               <w:right w:type="dxa" w:w="120"/>
             </w:tcMar>
           </w:tcPr>
@@ -450,7 +1142,7 @@
                 <w:sz w:val="20"/>
                 <w:szCs w:val="20"/>
               </w:rPr>
-              <w:t xml:space="preserve">15-20 min</w:t>
+              <w:t xml:space="preserve">15–20 min</w:t>
             </w:r>
           </w:p>
         </w:tc>
@@ -464,20 +1156,81 @@
               <w:right w:val="single" w:color="CCCCCC" w:sz="1"/>
             </w:tcBorders>
             <w:tcMar>
-              <w:top w:type="dxa" w:w="60"/>
+              <w:top w:type="dxa" w:w="80"/>
               <w:left w:type="dxa" w:w="120"/>
-              <w:bottom w:type="dxa" w:w="60"/>
+              <w:bottom w:type="dxa" w:w="80"/>
               <w:right w:type="dxa" w:w="120"/>
             </w:tcMar>
           </w:tcPr>
           <w:p>
-            <w:r>
-              <w:rPr>
-                <w:rFonts w:ascii="Arial" w:cs="Arial" w:eastAsia="Arial" w:hAnsi="Arial"/>
-                <w:sz w:val="20"/>
-                <w:szCs w:val="20"/>
-              </w:rPr>
-              <w:t xml:space="preserve">Independent Practice / Build Time</w:t>
+            <w:pPr>
+              <w:spacing w:after="80" w:before="80"/>
+            </w:pPr>
+            <w:r>
+              <w:rPr>
+                <w:rFonts w:ascii="Arial" w:cs="Arial" w:eastAsia="Arial" w:hAnsi="Arial"/>
+                <w:b/>
+                <w:bCs/>
+                <w:i w:val="false"/>
+                <w:iCs w:val="false"/>
+                <w:color w:val="000000"/>
+                <w:sz w:val="22"/>
+                <w:szCs w:val="22"/>
+              </w:rPr>
+              <w:t xml:space="preserve">Independent Practice / Code Along</w:t>
+            </w:r>
+            <w:r>
+              <w:rPr>
+                <w:rFonts w:ascii="Arial" w:cs="Arial" w:eastAsia="Arial" w:hAnsi="Arial"/>
+                <w:sz w:val="20"/>
+                <w:szCs w:val="20"/>
+              </w:rPr>
+              <w:br/>
+              <w:t xml:space="preserve"/>
+            </w:r>
+            <w:r>
+              <w:rPr>
+                <w:rFonts w:ascii="Arial" w:cs="Arial" w:eastAsia="Arial" w:hAnsi="Arial"/>
+                <w:b w:val="false"/>
+                <w:bCs w:val="false"/>
+                <w:i w:val="false"/>
+                <w:iCs w:val="false"/>
+                <w:color w:val="000000"/>
+                <w:sz w:val="20"/>
+                <w:szCs w:val="20"/>
+              </w:rPr>
+              <w:t xml:space="preserve">    Work through problems from the day's exercise set.</w:t>
+            </w:r>
+            <w:r>
+              <w:rPr>
+                <w:rFonts w:ascii="Arial" w:cs="Arial" w:eastAsia="Arial" w:hAnsi="Arial"/>
+                <w:sz w:val="20"/>
+                <w:szCs w:val="20"/>
+              </w:rPr>
+              <w:br/>
+              <w:t xml:space="preserve"/>
+            </w:r>
+            <w:r>
+              <w:rPr>
+                <w:rFonts w:ascii="Arial" w:cs="Arial" w:eastAsia="Arial" w:hAnsi="Arial"/>
+                <w:sz w:val="20"/>
+                <w:szCs w:val="20"/>
+              </w:rPr>
+              <w:br/>
+              <w:t xml:space="preserve"/>
+            </w:r>
+            <w:r>
+              <w:rPr>
+                <w:rFonts w:ascii="Arial" w:cs="Arial" w:eastAsia="Arial" w:hAnsi="Arial"/>
+                <w:b w:val="false"/>
+                <w:bCs w:val="false"/>
+                <w:i/>
+                <w:iCs/>
+                <w:color w:val="555555"/>
+                <w:sz w:val="20"/>
+                <w:szCs w:val="20"/>
+              </w:rPr>
+              <w:t xml:space="preserve">→ Teacher circulates — offer hints, check for understanding.</w:t>
             </w:r>
           </w:p>
         </w:tc>
@@ -493,9 +1246,9 @@
               <w:right w:val="single" w:color="CCCCCC" w:sz="1"/>
             </w:tcBorders>
             <w:tcMar>
-              <w:top w:type="dxa" w:w="60"/>
+              <w:top w:type="dxa" w:w="80"/>
               <w:left w:type="dxa" w:w="120"/>
-              <w:bottom w:type="dxa" w:w="60"/>
+              <w:bottom w:type="dxa" w:w="80"/>
               <w:right w:type="dxa" w:w="120"/>
             </w:tcMar>
           </w:tcPr>
@@ -522,20 +1275,90 @@
               <w:right w:val="single" w:color="CCCCCC" w:sz="1"/>
             </w:tcBorders>
             <w:tcMar>
-              <w:top w:type="dxa" w:w="60"/>
+              <w:top w:type="dxa" w:w="80"/>
               <w:left w:type="dxa" w:w="120"/>
-              <w:bottom w:type="dxa" w:w="60"/>
+              <w:bottom w:type="dxa" w:w="80"/>
               <w:right w:type="dxa" w:w="120"/>
             </w:tcMar>
           </w:tcPr>
           <w:p>
-            <w:r>
-              <w:rPr>
-                <w:rFonts w:ascii="Arial" w:cs="Arial" w:eastAsia="Arial" w:hAnsi="Arial"/>
-                <w:sz w:val="20"/>
-                <w:szCs w:val="20"/>
+            <w:pPr>
+              <w:spacing w:after="80" w:before="80"/>
+            </w:pPr>
+            <w:r>
+              <w:rPr>
+                <w:rFonts w:ascii="Arial" w:cs="Arial" w:eastAsia="Arial" w:hAnsi="Arial"/>
+                <w:b/>
+                <w:bCs/>
+                <w:i w:val="false"/>
+                <w:iCs w:val="false"/>
+                <w:color w:val="000000"/>
+                <w:sz w:val="22"/>
+                <w:szCs w:val="22"/>
               </w:rPr>
               <w:t xml:space="preserve">Exit Ticket / Wrap-Up</w:t>
+            </w:r>
+            <w:r>
+              <w:rPr>
+                <w:rFonts w:ascii="Arial" w:cs="Arial" w:eastAsia="Arial" w:hAnsi="Arial"/>
+                <w:sz w:val="20"/>
+                <w:szCs w:val="20"/>
+              </w:rPr>
+              <w:br/>
+              <w:t xml:space="preserve"/>
+            </w:r>
+            <w:r>
+              <w:rPr>
+                <w:rFonts w:ascii="Arial" w:cs="Arial" w:eastAsia="Arial" w:hAnsi="Arial"/>
+                <w:sz w:val="20"/>
+                <w:szCs w:val="20"/>
+              </w:rPr>
+              <w:br/>
+              <w:t xml:space="preserve"/>
+            </w:r>
+            <w:r>
+              <w:rPr>
+                <w:rFonts w:ascii="Arial" w:cs="Arial" w:eastAsia="Arial" w:hAnsi="Arial"/>
+                <w:b w:val="false"/>
+                <w:bCs w:val="false"/>
+                <w:i w:val="false"/>
+                <w:iCs w:val="false"/>
+                <w:color w:val="000000"/>
+                <w:sz w:val="20"/>
+                <w:szCs w:val="20"/>
+              </w:rPr>
+              <w:t xml:space="preserve">Quick Check: Build movement systems that automatically adjust to any camera angle or perspective?</w:t>
+            </w:r>
+            <w:r>
+              <w:rPr>
+                <w:rFonts w:ascii="Arial" w:cs="Arial" w:eastAsia="Arial" w:hAnsi="Arial"/>
+                <w:sz w:val="20"/>
+                <w:szCs w:val="20"/>
+              </w:rPr>
+              <w:br/>
+              <w:t xml:space="preserve"/>
+            </w:r>
+            <w:r>
+              <w:rPr>
+                <w:rFonts w:ascii="Arial" w:cs="Arial" w:eastAsia="Arial" w:hAnsi="Arial"/>
+                <w:sz w:val="20"/>
+                <w:szCs w:val="20"/>
+              </w:rPr>
+              <w:br/>
+              <w:t xml:space="preserve"/>
+            </w:r>
+            <w:r>
+              <w:rPr>
+                <w:rFonts w:ascii="Arial" w:cs="Arial" w:eastAsia="Arial" w:hAnsi="Arial"/>
+                <w:b w:val="false"/>
+                <w:bCs w:val="false"/>
+                <w:i/>
+                <w:iCs/>
+                <w:color w:val="555555"/>
+                <w:sz w:val="20"/>
+                <w:szCs w:val="20"/>
+              </w:rPr>
+              <w:t xml:space="preserve">→ 3–2–1: Name 3 things learned, 2 new vocab words, 1 question you still have.</w:t>
             </w:r>
           </w:p>
         </w:tc>

--- a/Video Game Design - year/Unit 4 - Player Controls & Input/Daily Lesson Plans/Word/Day 20.docx
+++ b/Video Game Design - year/Unit 4 - Player Controls & Input/Daily Lesson Plans/Word/Day 20.docx
@@ -380,7 +380,7 @@
                 <w:sz w:val="20"/>
                 <w:szCs w:val="20"/>
               </w:rPr>
-              <w:t xml:space="preserve">    What do you already know about how to build movement systems that automatically adjust to any camera angle or perspective?</w:t>
+              <w:t xml:space="preserve">    If you were going to build movement systems that automatically adjust to any camera angle or perspective, what pieces or steps would you need? Brainstorm a quick list.</w:t>
             </w:r>
             <w:r>
               <w:rPr>
@@ -477,7 +477,7 @@
                 <w:sz w:val="20"/>
                 <w:szCs w:val="20"/>
               </w:rPr>
-              <w:t xml:space="preserve">Today's Goal: By the end of class you will be able to build movement systems that automatically adjust to any camera angle or perspective.</w:t>
+              <w:t xml:space="preserve">Today’s Goal: By the end of class you will be able to build movement systems that automatically adjust to any camera angle or perspective.</w:t>
             </w:r>
             <w:r>
               <w:rPr>
@@ -1327,7 +1327,7 @@
                 <w:sz w:val="20"/>
                 <w:szCs w:val="20"/>
               </w:rPr>
-              <w:t xml:space="preserve">Quick Check: Build movement systems that automatically adjust to any camera angle or perspective?</w:t>
+              <w:t xml:space="preserve">What are the 2-3 most important steps when you build movement systems that automatically adjust to any camera angle or perspective? What could go wrong if you skip one?</w:t>
             </w:r>
             <w:r>
               <w:rPr>

--- a/Video Game Design - year/Unit 4 - Player Controls & Input/Daily Lesson Plans/Word/Day 20.docx
+++ b/Video Game Design - year/Unit 4 - Player Controls & Input/Daily Lesson Plans/Word/Day 20.docx
@@ -446,7 +446,7 @@
                 <w:sz w:val="20"/>
                 <w:szCs w:val="20"/>
               </w:rPr>
-              <w:t xml:space="preserve">    • Camera-Relative Movement   •   Implementation   •   Benefits   •   Input Abstraction   •   Create Multiple Camera Rigs   •   Test Different Perspectives</w:t>
+              <w:t xml:space="preserve">    • Camera-Relative Movement   •   Implementation   •   Benefits   •   Input Abstraction</w:t>
             </w:r>
             <w:r>
               <w:rPr>
@@ -904,7 +904,7 @@
                 <w:sz w:val="20"/>
                 <w:szCs w:val="20"/>
               </w:rPr>
-              <w:t xml:space="preserve">Camera-Relative Movement, Implementation, Benefits, Input Abstraction, Create Multiple Camera Rigs, Test Different Perspectives</w:t>
+              <w:t xml:space="preserve">Camera-Relative Movement, Implementation, Benefits, Input Abstraction</w:t>
             </w:r>
             <w:r>
               <w:rPr>
@@ -1191,6 +1191,19 @@
             <w:r>
               <w:rPr>
                 <w:rFonts w:ascii="Arial" w:cs="Arial" w:eastAsia="Arial" w:hAnsi="Arial"/>
+                <w:b/>
+                <w:bCs/>
+                <w:i w:val="false"/>
+                <w:iCs w:val="false"/>
+                <w:color w:val="000000"/>
+                <w:sz w:val="20"/>
+                <w:szCs w:val="20"/>
+              </w:rPr>
+              <w:t xml:space="preserve">    Beginner: </w:t>
+            </w:r>
+            <w:r>
+              <w:rPr>
+                <w:rFonts w:ascii="Arial" w:cs="Arial" w:eastAsia="Arial" w:hAnsi="Arial"/>
                 <w:b w:val="false"/>
                 <w:bCs w:val="false"/>
                 <w:i w:val="false"/>
@@ -1199,7 +1212,77 @@
                 <w:sz w:val="20"/>
                 <w:szCs w:val="20"/>
               </w:rPr>
-              <w:t xml:space="preserve">    Work through problems from the day's exercise set.</w:t>
+              <w:t xml:space="preserve">Create camera-relative movement that works with any camera angle. Test with FPS, 3rd person, and top-down cameras.</w:t>
+            </w:r>
+            <w:r>
+              <w:rPr>
+                <w:rFonts w:ascii="Arial" w:cs="Arial" w:eastAsia="Arial" w:hAnsi="Arial"/>
+                <w:sz w:val="20"/>
+                <w:szCs w:val="20"/>
+              </w:rPr>
+              <w:br/>
+              <w:t xml:space="preserve"/>
+            </w:r>
+            <w:r>
+              <w:rPr>
+                <w:rFonts w:ascii="Arial" w:cs="Arial" w:eastAsia="Arial" w:hAnsi="Arial"/>
+                <w:b/>
+                <w:bCs/>
+                <w:i w:val="false"/>
+                <w:iCs w:val="false"/>
+                <w:color w:val="000000"/>
+                <w:sz w:val="20"/>
+                <w:szCs w:val="20"/>
+              </w:rPr>
+              <w:t xml:space="preserve">    Intermediate: </w:t>
+            </w:r>
+            <w:r>
+              <w:rPr>
+                <w:rFonts w:ascii="Arial" w:cs="Arial" w:eastAsia="Arial" w:hAnsi="Arial"/>
+                <w:b w:val="false"/>
+                <w:bCs w:val="false"/>
+                <w:i w:val="false"/>
+                <w:iCs w:val="false"/>
+                <w:color w:val="000000"/>
+                <w:sz w:val="20"/>
+                <w:szCs w:val="20"/>
+              </w:rPr>
+              <w:t xml:space="preserve">Implement smooth camera transition: when switching perspectives, smoothly lerp between old and new camera positions/rotations.…</w:t>
+            </w:r>
+            <w:r>
+              <w:rPr>
+                <w:rFonts w:ascii="Arial" w:cs="Arial" w:eastAsia="Arial" w:hAnsi="Arial"/>
+                <w:sz w:val="20"/>
+                <w:szCs w:val="20"/>
+              </w:rPr>
+              <w:br/>
+              <w:t xml:space="preserve"/>
+            </w:r>
+            <w:r>
+              <w:rPr>
+                <w:rFonts w:ascii="Arial" w:cs="Arial" w:eastAsia="Arial" w:hAnsi="Arial"/>
+                <w:b/>
+                <w:bCs/>
+                <w:i w:val="false"/>
+                <w:iCs w:val="false"/>
+                <w:color w:val="000000"/>
+                <w:sz w:val="20"/>
+                <w:szCs w:val="20"/>
+              </w:rPr>
+              <w:t xml:space="preserve">    Challenge: </w:t>
+            </w:r>
+            <w:r>
+              <w:rPr>
+                <w:rFonts w:ascii="Arial" w:cs="Arial" w:eastAsia="Arial" w:hAnsi="Arial"/>
+                <w:b w:val="false"/>
+                <w:bCs w:val="false"/>
+                <w:i w:val="false"/>
+                <w:iCs w:val="false"/>
+                <w:color w:val="000000"/>
+                <w:sz w:val="20"/>
+                <w:szCs w:val="20"/>
+              </w:rPr>
+              <w:t xml:space="preserve">Create context-sensitive input: in tight corridors, rotate movement to push forward along corridor direction. On open ground, use camera-rel…</w:t>
             </w:r>
             <w:r>
               <w:rPr>
@@ -1592,214 +1675,6 @@
           <w:szCs w:val="20"/>
         </w:rPr>
         <w:t xml:space="preserve">Input Abstraction — Decouple input system from movement system, allowing easy controller/UI switching.</w:t>
-      </w:r>
-    </w:p>
-    <w:p>
-      <w:pPr>
-        <w:spacing w:after="60"/>
-      </w:pPr>
-      <w:r>
-        <w:rPr>
-          <w:rFonts w:ascii="Arial" w:cs="Arial" w:eastAsia="Arial" w:hAnsi="Arial"/>
-          <w:sz w:val="20"/>
-          <w:szCs w:val="20"/>
-        </w:rPr>
-        <w:t xml:space="preserve">1. Create Player with CharacterController</w:t>
-      </w:r>
-    </w:p>
-    <w:p>
-      <w:pPr>
-        <w:spacing w:after="60"/>
-      </w:pPr>
-      <w:r>
-        <w:rPr>
-          <w:rFonts w:ascii="Arial" w:cs="Arial" w:eastAsia="Arial" w:hAnsi="Arial"/>
-          <w:sz w:val="20"/>
-          <w:szCs w:val="20"/>
-        </w:rPr>
-        <w:t xml:space="preserve">2. Create Multiple Camera Rigs (Optional)</w:t>
-      </w:r>
-    </w:p>
-    <w:p>
-      <w:pPr>
-        <w:spacing w:after="60"/>
-      </w:pPr>
-      <w:r>
-        <w:rPr>
-          <w:rFonts w:ascii="Arial" w:cs="Arial" w:eastAsia="Arial" w:hAnsi="Arial"/>
-          <w:sz w:val="20"/>
-          <w:szCs w:val="20"/>
-        </w:rPr>
-        <w:t xml:space="preserve">- FPS camera (child of player, at head height)</w:t>
-      </w:r>
-    </w:p>
-    <w:p>
-      <w:pPr>
-        <w:spacing w:after="60"/>
-      </w:pPr>
-      <w:r>
-        <w:rPr>
-          <w:rFonts w:ascii="Arial" w:cs="Arial" w:eastAsia="Arial" w:hAnsi="Arial"/>
-          <w:sz w:val="20"/>
-          <w:szCs w:val="20"/>
-        </w:rPr>
-        <w:t xml:space="preserve">- 3rd person camera (separate, looking at player)</w:t>
-      </w:r>
-    </w:p>
-    <w:p>
-      <w:pPr>
-        <w:spacing w:after="60"/>
-      </w:pPr>
-      <w:r>
-        <w:rPr>
-          <w:rFonts w:ascii="Arial" w:cs="Arial" w:eastAsia="Arial" w:hAnsi="Arial"/>
-          <w:sz w:val="20"/>
-          <w:szCs w:val="20"/>
-        </w:rPr>
-        <w:t xml:space="preserve">- Top-down camera (above player)</w:t>
-      </w:r>
-    </w:p>
-    <w:p>
-      <w:pPr>
-        <w:spacing w:after="60"/>
-      </w:pPr>
-      <w:r>
-        <w:rPr>
-          <w:rFonts w:ascii="Arial" w:cs="Arial" w:eastAsia="Arial" w:hAnsi="Arial"/>
-          <w:sz w:val="20"/>
-          <w:szCs w:val="20"/>
-        </w:rPr>
-        <w:t xml:space="preserve">3. Attach CameraRelativeController Script</w:t>
-      </w:r>
-    </w:p>
-    <w:p>
-      <w:pPr>
-        <w:spacing w:after="60"/>
-      </w:pPr>
-      <w:r>
-        <w:rPr>
-          <w:rFonts w:ascii="Arial" w:cs="Arial" w:eastAsia="Arial" w:hAnsi="Arial"/>
-          <w:sz w:val="20"/>
-          <w:szCs w:val="20"/>
-        </w:rPr>
-        <w:t xml:space="preserve">- Create C# script → "CameraRelativeController"</w:t>
-      </w:r>
-    </w:p>
-    <w:p>
-      <w:pPr>
-        <w:spacing w:after="60"/>
-      </w:pPr>
-      <w:r>
-        <w:rPr>
-          <w:rFonts w:ascii="Arial" w:cs="Arial" w:eastAsia="Arial" w:hAnsi="Arial"/>
-          <w:sz w:val="20"/>
-          <w:szCs w:val="20"/>
-        </w:rPr>
-        <w:t xml:space="preserve">- Script automatically uses Camera.main</w:t>
-      </w:r>
-    </w:p>
-    <w:p>
-      <w:pPr>
-        <w:spacing w:after="60"/>
-      </w:pPr>
-      <w:r>
-        <w:rPr>
-          <w:rFonts w:ascii="Arial" w:cs="Arial" w:eastAsia="Arial" w:hAnsi="Arial"/>
-          <w:sz w:val="20"/>
-          <w:szCs w:val="20"/>
-        </w:rPr>
-        <w:t xml:space="preserve">4. Test Different Perspectives</w:t>
-      </w:r>
-    </w:p>
-    <w:p>
-      <w:pPr>
-        <w:spacing w:after="60"/>
-      </w:pPr>
-      <w:r>
-        <w:rPr>
-          <w:rFonts w:ascii="Arial" w:cs="Arial" w:eastAsia="Arial" w:hAnsi="Arial"/>
-          <w:sz w:val="20"/>
-          <w:szCs w:val="20"/>
-        </w:rPr>
-        <w:t xml:space="preserve">- Press Play with FPS camera</w:t>
-      </w:r>
-    </w:p>
-    <w:p>
-      <w:pPr>
-        <w:spacing w:after="60"/>
-      </w:pPr>
-      <w:r>
-        <w:rPr>
-          <w:rFonts w:ascii="Arial" w:cs="Arial" w:eastAsia="Arial" w:hAnsi="Arial"/>
-          <w:sz w:val="20"/>
-          <w:szCs w:val="20"/>
-        </w:rPr>
-        <w:t xml:space="preserve">- Test movement (should feel relative to camera)</w:t>
-      </w:r>
-    </w:p>
-    <w:p>
-      <w:pPr>
-        <w:spacing w:after="60"/>
-      </w:pPr>
-      <w:r>
-        <w:rPr>
-          <w:rFonts w:ascii="Arial" w:cs="Arial" w:eastAsia="Arial" w:hAnsi="Arial"/>
-          <w:sz w:val="20"/>
-          <w:szCs w:val="20"/>
-        </w:rPr>
-        <w:t xml:space="preserve">- Switch cameras and re-test</w:t>
-      </w:r>
-    </w:p>
-    <w:p>
-      <w:pPr>
-        <w:spacing w:after="60"/>
-      </w:pPr>
-      <w:r>
-        <w:rPr>
-          <w:rFonts w:ascii="Arial" w:cs="Arial" w:eastAsia="Arial" w:hAnsi="Arial"/>
-          <w:sz w:val="20"/>
-          <w:szCs w:val="20"/>
-        </w:rPr>
-        <w:t xml:space="preserve">- Movement should adapt automatically</w:t>
-      </w:r>
-    </w:p>
-    <w:p>
-      <w:pPr>
-        <w:spacing w:after="60"/>
-      </w:pPr>
-      <w:r>
-        <w:rPr>
-          <w:rFonts w:ascii="Arial" w:cs="Arial" w:eastAsia="Arial" w:hAnsi="Arial"/>
-          <w:sz w:val="20"/>
-          <w:szCs w:val="20"/>
-        </w:rPr>
-        <w:t xml:space="preserve">5. Add Perspective Switcher (Optional)</w:t>
-      </w:r>
-    </w:p>
-    <w:p>
-      <w:pPr>
-        <w:spacing w:after="60"/>
-      </w:pPr>
-      <w:r>
-        <w:rPr>
-          <w:rFonts w:ascii="Arial" w:cs="Arial" w:eastAsia="Arial" w:hAnsi="Arial"/>
-          <w:sz w:val="20"/>
-          <w:szCs w:val="20"/>
-        </w:rPr>
-        <w:t xml:space="preserve">- Press 1 for FPS, 2 for 3rd person, 3 for top-down</w:t>
-      </w:r>
-    </w:p>
-    <w:p>
-      <w:pPr>
-        <w:spacing w:after="60"/>
-      </w:pPr>
-      <w:r>
-        <w:rPr>
-          <w:rFonts w:ascii="Arial" w:cs="Arial" w:eastAsia="Arial" w:hAnsi="Arial"/>
-          <w:sz w:val="20"/>
-          <w:szCs w:val="20"/>
-        </w:rPr>
-        <w:t xml:space="preserve">- Call SwitchToTopDown(), etc. based on input</w:t>
       </w:r>
     </w:p>
     <w:p>
@@ -3491,6 +3366,94 @@
       <w:pPr>
         <w:spacing w:after="160"/>
       </w:pPr>
+    </w:p>
+    <w:p>
+      <w:pPr>
+        <w:pBdr>
+          <w:bottom w:val="single" w:color="5B2D8E" w:sz="4" w:space="4"/>
+        </w:pBdr>
+        <w:spacing w:after="100" w:before="120"/>
+      </w:pPr>
+      <w:r>
+        <w:rPr>
+          <w:rFonts w:ascii="Arial" w:cs="Arial" w:eastAsia="Arial" w:hAnsi="Arial"/>
+          <w:b/>
+          <w:bCs/>
+          <w:color w:val="5B2D8E"/>
+          <w:sz w:val="24"/>
+          <w:szCs w:val="24"/>
+        </w:rPr>
+        <w:t xml:space="preserve">Practice Problems</w:t>
+      </w:r>
+    </w:p>
+    <w:p>
+      <w:pPr>
+        <w:spacing w:after="80"/>
+      </w:pPr>
+      <w:r>
+        <w:rPr>
+          <w:rFonts w:ascii="Arial" w:cs="Arial" w:eastAsia="Arial" w:hAnsi="Arial"/>
+          <w:b/>
+          <w:bCs/>
+          <w:sz w:val="20"/>
+          <w:szCs w:val="20"/>
+        </w:rPr>
+        <w:t xml:space="preserve">Problem 1: </w:t>
+      </w:r>
+      <w:r>
+        <w:rPr>
+          <w:rFonts w:ascii="Arial" w:cs="Arial" w:eastAsia="Arial" w:hAnsi="Arial"/>
+          <w:sz w:val="20"/>
+          <w:szCs w:val="20"/>
+        </w:rPr>
+        <w:t xml:space="preserve">Beginner:  Create camera-relative movement that works with any camera angle. Test with FPS, 3rd person, and top-down cameras.</w:t>
+      </w:r>
+    </w:p>
+    <w:p>
+      <w:pPr>
+        <w:spacing w:after="80"/>
+      </w:pPr>
+      <w:r>
+        <w:rPr>
+          <w:rFonts w:ascii="Arial" w:cs="Arial" w:eastAsia="Arial" w:hAnsi="Arial"/>
+          <w:b/>
+          <w:bCs/>
+          <w:sz w:val="20"/>
+          <w:szCs w:val="20"/>
+        </w:rPr>
+        <w:t xml:space="preserve">Problem 2: </w:t>
+      </w:r>
+      <w:r>
+        <w:rPr>
+          <w:rFonts w:ascii="Arial" w:cs="Arial" w:eastAsia="Arial" w:hAnsi="Arial"/>
+          <w:sz w:val="20"/>
+          <w:szCs w:val="20"/>
+        </w:rPr>
+        <w:t xml:space="preserve">Intermediate:  Implement smooth camera transition: when switching perspectives, smoothly lerp between old and new camera positions/rotations.</w:t>
+      </w:r>
+    </w:p>
+    <w:p>
+      <w:pPr>
+        <w:spacing w:after="80"/>
+      </w:pPr>
+      <w:r>
+        <w:rPr>
+          <w:rFonts w:ascii="Arial" w:cs="Arial" w:eastAsia="Arial" w:hAnsi="Arial"/>
+          <w:b/>
+          <w:bCs/>
+          <w:sz w:val="20"/>
+          <w:szCs w:val="20"/>
+        </w:rPr>
+        <w:t xml:space="preserve">Problem 3: </w:t>
+      </w:r>
+      <w:r>
+        <w:rPr>
+          <w:rFonts w:ascii="Arial" w:cs="Arial" w:eastAsia="Arial" w:hAnsi="Arial"/>
+          <w:sz w:val="20"/>
+          <w:szCs w:val="20"/>
+        </w:rPr>
+        <w:t xml:space="preserve">Challenge:  Create context-sensitive input: in tight corridors, rotate movement to push forward along corridor direction. On open ground, use camera-relative movement. (Hint: Use raycasts to detect corridor walls.)</w:t>
+      </w:r>
     </w:p>
     <w:p>
       <w:pPr>
